--- a/scraping/boldness#w4239.docx
+++ b/scraping/boldness#w4239.docx
@@ -12,7 +12,7 @@
     </w:p>
     <w:p>
       <w:r>
-        <w:t>Boldness  Econocom Skip to main content    FranaisEnglish Belgium France Germany Spain Italia Luxembourg Netherlands Poland United Kingdom United States Econocom HomeCartographyPillar 1The impact of our solutionsA 360 responseCircularity is the solutionEasi, the universal impactProduct Care, proof of sustainabilityGreen  Energy, the dual transitionThe vital imperativeReducing CO2 acting quickly and decisivelyThe utility of virtueSaving the planetRefurbishing is the future Certifications and labelsQuality requirementsISO 14001 the universal referenceAll articlesPillar 2The wealth of our commitmentsA marker of our differenceDiversity is a source of prideMeasure of excellenceIn synch with citizensWorking intelligentlyKnow your potentialLifelong learningInclude all willsWellmeasured fairness Removing obstaclesTraining for impact Solidarity obliges usSupportive, useful and effectiveSupporting emancipationCivic sponsorshipAll articlesPillar 3LandmarksStudies weak signals, strong currentsWhat we learn...Secondhand becomes first choiceTimelineAll articles got a project? join us Econocom follow us got a project? Equipment All equipment EndUser Computing Mobility Audiovisual Infrastructure Product Care Services All services User environments Cloud, infrastructure and hybridisation Applications and data Cybersecurity financing All our financing solutions Technological, industrial and energy financing For immediate cash flow Financing partner sales Managing and coordinating assets A platform for reselling assets to employees Collecting, recycling and reusing assets Optimising and financing the energy transition Measuring, reducing and offsetting your carbon footprint Manage your environmental performance Refurbished equipment leased Audiovisual Comprehensive solutions Digitalise your workplace Enhance your business mobility Enhance digital learning Microsoft comprehensive solution Develop responsible and circular digital technology get to know us The Econocom Group Governance CSR Commitments Ethics and compliance Econocom Impact Homepage The impact of our solutions The wealth of our commitments Landmarks Careers Job opportunities Become a sales agent! Employee testimonials Our jobs Working at Econocom Investors Financial results Financial calendar Key figures Regulated information Share General meetings Financial reports Newsroom Latest articles Press releases News Events Case studies Contact Econocom Econocom ImpactCartographyBoldness Boldness Summary Who dares wins Our development is based on a paradigm shift recycling, sobriety, circular economy. Who dares wins Econocom's development is the result of a bold paradigm shift recycling is desirable, sustainable and profitable  for as many people as possible over the long term.Frugality and sobriety have been solid benchmarks ever since we started bringing refurbished hardware back onto the market and developing useful services. Theyve become civic virtues.We're doing our part for the circular economy while at the same time being attentive and supportive. Dignity requires social recognition, which is why we work with organisations which help people who are far removed from employment reintegrate into society.Being ahead of the trends, doing things differently and more cheaply, going where others won't  this is the boldness which allows us to innovate in the definition of our offerings, to seek out solutions which no one has ever used, to pay constant attention to our customers and to new needs and uses. These are the bases of our action. Proof SBTi a desirable constraint Boldness means having the courage to follow the IPCC's recommendations and submit to international scientific programmes such as the SBTi in order to accelerate the reduction of our footprint Acting quickly and well really and drastically reduces our impact.What is SBTi? The Science Based Targets Initiative is a partnership between WWF, the United Nations Global Compact, the World Resources Institute and the Carbon Disclosure Project. It's a process which allows companies to align themselves with rigorous scientific criteria in order to measure and reduce their impact. The objective of zero deforestation and absolute preservation of water resources is one of the measures taken into account to reflect the companies' trajectory towards the 1.5 objective which they are aiming for. High standards drive progress. Zero emissions target. The NetZero Standard offers companies a very clear work plan for reducing their emissions, based on scientific criteria, which is nonnegotiable in this decisive decade for climate action  because time is running out. Johan Rockstrm, Director of the Potsdam University Institute for Climate Impact Research. Setting an SBTi target involves 5 steps Is SBTi a scientific methodology? Yes, and that's great! Any coherent approach must be rational, logical and measured. These are cardinal principles for the SBTi process. The body of work required to meet the SBTi criteria is considerable. This is a highlystructured activity which requires preparation, data compilation and methodical monitoring by a dedicated team over a period of several months. To understand the vision, criteria and methods of SBTi Econocom's SBTi action plan is part of our strategic plan for the next 5 years. Its a commitment to produce tangible results. The Group's growth and improved financial results will be based on reducing our impact. Each country has set itself specific quantified targets to reduce the impact of our Scopes 1 and 2 by 60 baseline 2018 through voluntary policies on electric vehicles, green electricity in all countries and more energyefficient buildings. In order to significantly reduce our emissions, for Scope 3 weve decided to give priority to working with partners validated by SBTi  for those representing 80 of our emissions. This means that well be operating in a committed ecosystem, with partners who have presented specific action plans to decarbonise their products and services. Understanding Scopes 1, 2 and 3 The SBTi is a project initiated by global organisations with identified and recognised methods. WWFThe World Wildlife Fund was set up in 1962 in Switzerland to protect the ecosystem, and is one of the founding organisations of the Science Based Targets Initiative, which was launched in 2015 with the aim of encouraging companies and financial institutions to use science to set targets for reducing their environmental footprint. CDPThe Carbon Disclosure Project is a notforprofit organisation which has been based in Berlin since 2012. It compiles the largest database of carbon impact data, provided by thousands of companies, communities and organisations. CDP is the benchmark for environmental reporting, with values which we believe to be fair Choosing transparency by default, putting responsibility at the heart of our concerns, learning and improving, succeeding together. World Resources InstituteThis binding initiative for companies aims to limit global warming by proposing solutions to global challenges. The major role of private initiatives in this revolution in usage is recognised. To find out everything you need to know about this mission as quickly as possible, here's Liz Kingo's explanation the person in charge of the Compact. Boldness Decarbonation Back to map Explore Studies weak signals, strong currents Timeline In the same pillar Responsible A useful assessment Innovative and ambitious Strategic and responsible Good Faith Responsiveness The reality of the figures EquipmentServicesfinancingAudiovisualComprehensive solutions The Hub.Paris 11 square Lon Blum 92800, Puteaux France 33 1 41 67 30 00 Registered office Place du Champ de Mars, 5 B14 1050 Brussels quick access the econocom group job opportunities econocom impact newsroom client area blog got a project? follow us One digital company Terms of use Cookies policy Credits Data protection policy 2024 ECONOCOM</w:t>
+        <w:t>Boldness  Econocom Skip to main content    FranaisEnglish Belgium France Germany Spain Italia Luxembourg Netherlands Poland United Kingdom United States Econocom HomeCartographyPillar 1The impact of our solutionsDeltrian chooses Econocom to finance its energy transition Deltrian committed to cleaner airA twofold challengeAn innovative financial solutionTracking to boost progressEconocoms key roleTimingbbnet  Econocom a strategic acquisitionThe ambitions of bbnetEconocom and bbnet AI a game changer ? Econocom Factory performance and impactInterview with Stanislas HussonThe future of Econocom FactoryRefurbished devices breaking down barriers to speed up the sustainable transformation The impact of AI on the refurbishment industry Boldness a catalyst for creativity and transformationA 360 responseCircularity is the solutionEasi, the universal impactInterview Galle MassonProduct Care, proof of sustainabilityGreen  Energy, the dual transitionInterview Frdric LouguetThe vital imperativeReducing CO2 acting quickly and decisivelyInterview de Stphane PalermoInterview d'Alexis NormandThe utility of virtueSaving the planetRefurbishing is the future Interview de Jean Loup de ReymaekertCertifications and labelsQuality requirementsISO 14001 the universal referenceAll articlesPillar 2The wealth of our commitmentsChanges to CSR in tenders More demanding and structured criteriaChallenges that match ambitionsA more collaborative relationshipEmployee volunteer scheme internal feedbackWhat role does Komeet formerly Vendredi play in implementing the corporate volunteering scheme?The volunteer programmes available on the platformCorporate volunteering and the Econocom groups commitmentJonathan Ravaud supporting education, an important cause for me Daria Zachcial  "helping to build confidence in young jobseekers"Muguette Siry  "helping future mums" POEI scheme discovering, training and hiring talentsPOEI a driver for inclusive, targeted recruitmentAn immersive, jointly developed training courseA tailored, vocational courseEmployee engagement a key social and environmentalCorporate volunteeringInterview with Julian Guerin What does Vendredi do ? VOKA Sustainability CharterHilde Janssens' interviewWhy did Econocom Belgium want to obtain this charter?Examples of defined action plans and concrete resultsWhat would be the next step? A marker of our differenceDiversity is a source of prideMeasure of excellenceIn synch with citizensWorking intelligentlyKnow your potentialLifelong learningInclude all willsWellmeasured fairness Removing obstaclesInterview de Charlotte LaforgeTraining for impact Interview de Pierre GirardeauInterview d'Emanuela VerzeniInterview de Jean GuoSolidarity obliges usSupportive, useful and effectiveSupporting emancipationCivic sponsorshipAll articlesPillar 3LandmarksLenovos sustainability leadership in actionThe importance of sustainability A smarter circular approach Lenovo 360 CircleAILenovo and Econocom The rise in the refurbished equipment marketInterview with Laurent LamoureuxReasons for the rise in refurbishingPurchasing habits of public and private organizationsHow to help overcome these reservationsEconocoms partnersCSRD all hands on deck!Interview with Badis Belgacem and Franois BaziDouble materiality the cornerstone of CSRDThe companies concernedPutting together Econocoms 2023 reportHP committed to sustainability Video interview with Matthieu SabinHow to introduce a circular approach in digital technology ? Amplify impact  initiative de HPinc pour un numrique plus responsable Une reconnaissance d'excellence pour EconocomUn cosystme de partenaires engagsPAC Survey on Responsible Digital Practices in EuropeHow digitally responsible are companies?Infographie de l'tude PAC 2024 Studies weak signals, strong currentsWhat we learn...Interview of Vroniquer TornerSecondhand becomes first choiceTimelineAll articles got a project? join us Econocom follow us got a project? Equipment All equipment EndUser Computing Mobility Audiovisual Infrastructure Product Care Services All services User environments Cloud, infrastructure and hybridisation Applications and data Cybersecurity financing All our financing solutions Technological, industrial and energy financing For immediate cash flow Financing partner sales Managing and coordinating assets A platform for reselling assets to employees Collecting, recycling and reusing assets Optimising and financing the energy transition Measuring, reducing and offsetting your carbon footprint Manage your environmental performance Refurbished equipment leased i.tem  Intelligent Tech Equipment Management Audiovisual Comprehensive solutions Digitalise your workplace Enhance your business mobility Enhance digital learning Microsoft comprehensive solution Develop responsible and circular digital technology get to know us The Econocom Group CSR Commitments Ethics and compliance Governance Board of Directors Executive Committee Group Management Committee Group Support Functions Econocom Impact Homepage The impact of our solutions The wealth of our commitments Landmarks Careers Job opportunities Become a sales agent! Employee testimonials Our jobs Working at Econocom Investors Financial results Financial calendar Key figures Regulated information Share General meetings Financial reports Newsroom Latest articles Press releases News Events Case studies Blog Contact Econocom Econocom ImpactCartographyBoldness Boldness Published on March 19th, 2024 Summary Who dares wins Our development is based on a paradigm shift recycling, sobriety, circular economy. Who dares wins Econocom's development is the result of a bold paradigm shift recycling is desirable, sustainable and profitable  for as many people as possible over the long term.Frugality and sobriety have been solid benchmarks ever since we started bringing refurbished hardware back onto the market and developing useful services. Theyve become civic virtues.We're doing our part for the circular economy while at the same time being attentive and supportive. Dignity requires social recognition, which is why we work with organisations which help people who are far removed from employment reintegrate into society.Being ahead of the trends, doing things differently and more cheaply, going where others won't  this is the boldness which allows us to innovate in the definition of our offerings, to seek out solutions which no one has ever used, to pay constant attention to our customers and to new needs and uses. These are the bases of our action. Proof SBTi a desirable constraint Boldness means having the courage to follow the IPCC's recommendations and submit to international scientific programmes such as the SBTi in order to accelerate the reduction of our footprint Acting quickly and well really and drastically reduces our impact.What is SBTi? The Science Based Targets Initiative is a partnership between WWF, the United Nations Global Compact, the World Resources Institute and the Carbon Disclosure Project. It's a process which allows companies to align themselves with rigorous scientific criteria in order to measure and reduce their impact. The objective of zero deforestation and absolute preservation of water resources is one of the measures taken into account to reflect the companies' trajectory towards the 1.5 objective which they are aiming for. High standards drive progress. Zero emissions target. The NetZero Standard offers companies a very clear work plan for reducing their emissions, based on scientific criteria, which is nonnegotiable in this decisive decade for climate action  because time is running out. Johan Rockstrm, Director of the Potsdam University Institute for Climate Impact Research. Setting an SBTi target involves 5 steps Is SBTi a scientific methodology? Yes, and that's great! Any coherent approach must be rational, logical and measured. These are cardinal principles for the SBTi process. The body of work required to meet the SBTi criteria is considerable. This is a highlystructured activity which requires preparation, data compilation and methodical monitoring by a dedicated team over a period of several months. To understand the vision, criteria and methods of SBTi At the end of 2023, Econocom Group signed the SBTi commitment letter. In 2024, our sciencebased targets for reducing our emissions in the short term were validated, thereby ensuring our commitment to achieving the Paris Agreement goal of limiting global temperature increase to 1.5 C compared to preindustrial levels.This is a crucial milestone for the group in terms of reducing the carbon footprint of its operations. This new approach will also increase our credibility within the ecosystem, particularly with our clients, who want to work with environmentally responsible companies.The SBTi has validated Econocom Groups Scope 1 and 2 emissionreducing targets, ensuring that we are well on track for achieving 1.5C.Econocom Groups three official objectives are as followsTo reduce its scope 1 and 2 GES emissions by 61.4 by 2028 compared with 2018.To increase the annual proportion of renewable electricity from 5 in 2018 to 92 by 2028.To ensure that 100 of its suppliers set SBTi goals for the emissions generated by their goods and services by 2028. Commitment letter SBTI Understanding Scopes 1, 2 and 3 The SBTi is a project initiated by global organisations with identified and recognised methods. WWFThe World Wildlife Fund was set up in 1962 in Switzerland to protect the ecosystem, and is one of the founding organisations of the Science Based Targets Initiative, which was launched in 2015 with the aim of encouraging companies and financial institutions to use science to set targets for reducing their environmental footprint. CDPThe Carbon Disclosure Project is a notforprofit organisation which has been based in Berlin since 2012. It compiles the largest database of carbon impact data, provided by thousands of companies, communities and organisations. CDP is the benchmark for environmental reporting, with values which we believe to be fair Choosing transparency by default, putting responsibility at the heart of our concerns, learning and improving, succeeding together. World Resources InstituteThis binding initiative for companies aims to limit global warming by proposing solutions to global challenges. The major role of private initiatives in this revolution in usage is recognised. To find out everything you need to know about this mission as quickly as possible, here's Liz Kingo's explanation the person in charge of the Compact. Boldness Decarbonation Back to map Want to discuss sustainability, responsible digital and social economy, or circular economy? Contact us Explore Deltrian chooses Econocom to finance its energy transition bbnet  Econocom a strategic acquisition In the same pillar EquipmentServicesfinancingAudiovisualComprehensive solutions The Hub.Paris 11 square Lon Blum 92800, Puteaux France 33 1 41 67 30 00 Registered office Place du Champ de Mars, 5 B14 1050 Brussels quick access the econocom group job opportunities become a sales agent econocom impact newsroom client area blog got a project? follow us Terms of use Cookies policy Credits Data protection policy 2026 ECONOCOM</w:t>
       </w:r>
     </w:p>
     <w:sectPr>
